--- a/public/assets/files/niestacjonarne/MRN.docx
+++ b/public/assets/files/niestacjonarne/MRN.docx
@@ -523,6 +523,7 @@
                 <w:i w:val="0"/>
                 <w:sz w:val="22"/>
               </w:rPr>
+              <w:t>I</w:t>
             </w:r>
           </w:p>
         </w:tc>
@@ -560,6 +561,7 @@
                 <w:i w:val="0"/>
                 <w:sz w:val="22"/>
               </w:rPr>
+              <w:t>obieralny</w:t>
             </w:r>
           </w:p>
         </w:tc>

--- a/public/assets/files/niestacjonarne/MRN.docx
+++ b/public/assets/files/niestacjonarne/MRN.docx
@@ -681,12 +681,22 @@
         <w:tblW w:w="5000" w:type="pct"/>
       </w:tblPr>
       <w:tblGrid>
-        <w:gridCol w:w="9972"/>
+        <w:gridCol w:w="997"/>
+        <w:gridCol w:w="997"/>
+        <w:gridCol w:w="997"/>
+        <w:gridCol w:w="997"/>
+        <w:gridCol w:w="997"/>
+        <w:gridCol w:w="997"/>
+        <w:gridCol w:w="997"/>
+        <w:gridCol w:w="997"/>
+        <w:gridCol w:w="997"/>
+        <w:gridCol w:w="997"/>
       </w:tblGrid>
       <w:tr>
         <w:tc>
           <w:tcPr>
-            <w:tcW w:type="dxa" w:w="9972"/>
+            <w:tcW w:type="dxa" w:w="9970"/>
+            <w:gridSpan w:val="10"/>
             <w:shd w:val="clear" w:color="auto" w:fill="D9D9D9"/>
           </w:tcPr>
           <w:p>
@@ -705,31 +715,34 @@
           </w:p>
         </w:tc>
       </w:tr>
-    </w:tbl>
-    <w:tbl>
-      <w:tblPr>
-        <w:tblW w:type="auto" w:w="0"/>
-        <w:tblLook w:firstColumn="1" w:firstRow="1" w:lastColumn="0" w:lastRow="0" w:noHBand="0" w:noVBand="1" w:val="04A0"/>
-        <w:tblBorders>
-          <w:top w:val="single" w:sz="4" w:space="0" w:color="000000"/>
-          <w:left w:val="single" w:sz="4" w:space="0" w:color="000000"/>
-          <w:bottom w:val="single" w:sz="4" w:space="0" w:color="000000"/>
-          <w:right w:val="single" w:sz="4" w:space="0" w:color="000000"/>
-          <w:insideH w:val="single" w:sz="4" w:space="0" w:color="000000"/>
-          <w:insideV w:val="single" w:sz="4" w:space="0" w:color="000000"/>
-        </w:tblBorders>
-        <w:tblW w:w="5000" w:type="pct"/>
-      </w:tblPr>
-      <w:tblGrid>
-        <w:gridCol w:w="2493"/>
-        <w:gridCol w:w="2493"/>
-        <w:gridCol w:w="2493"/>
-        <w:gridCol w:w="2493"/>
-      </w:tblGrid>
       <w:tr>
         <w:tc>
           <w:tcPr>
-            <w:tcW w:type="dxa" w:w="2493"/>
+            <w:tcW w:type="dxa" w:w="9970"/>
+            <w:gridSpan w:val="10"/>
+            <w:shd w:val="clear" w:color="auto" w:fill="D9D9D9"/>
+          </w:tcPr>
+          <w:p>
+            <w:pPr>
+              <w:spacing w:before="20" w:after="20"/>
+            </w:pPr>
+            <w:r>
+              <w:rPr>
+                <w:rFonts w:ascii="Aptos" w:hAnsi="Aptos"/>
+                <w:b w:val="0"/>
+                <w:i w:val="0"/>
+                <w:sz w:val="16"/>
+              </w:rPr>
+              <w:t>Wymiar godzinowy (liczba godzin w semestrze)</w:t>
+            </w:r>
+          </w:p>
+        </w:tc>
+      </w:tr>
+      <w:tr>
+        <w:tc>
+          <w:tcPr>
+            <w:tcW w:type="dxa" w:w="1994"/>
+            <w:gridSpan w:val="2"/>
             <w:shd w:val="clear" w:color="auto" w:fill="D9D9D9"/>
           </w:tcPr>
           <w:p>
@@ -749,7 +762,8 @@
         </w:tc>
         <w:tc>
           <w:tcPr>
-            <w:tcW w:type="dxa" w:w="2493"/>
+            <w:tcW w:type="dxa" w:w="2991"/>
+            <w:gridSpan w:val="3"/>
             <w:shd w:val="clear" w:color="auto" w:fill="D9D9D9"/>
           </w:tcPr>
           <w:p>
@@ -769,7 +783,8 @@
         </w:tc>
         <w:tc>
           <w:tcPr>
-            <w:tcW w:type="dxa" w:w="2493"/>
+            <w:tcW w:type="dxa" w:w="2991"/>
+            <w:gridSpan w:val="3"/>
             <w:shd w:val="clear" w:color="auto" w:fill="D9D9D9"/>
           </w:tcPr>
           <w:p>
@@ -789,7 +804,8 @@
         </w:tc>
         <w:tc>
           <w:tcPr>
-            <w:tcW w:type="dxa" w:w="2493"/>
+            <w:tcW w:type="dxa" w:w="1994"/>
+            <w:gridSpan w:val="2"/>
             <w:shd w:val="clear" w:color="auto" w:fill="D9D9D9"/>
           </w:tcPr>
           <w:p>
@@ -811,7 +827,8 @@
       <w:tr>
         <w:tc>
           <w:tcPr>
-            <w:tcW w:type="dxa" w:w="2493"/>
+            <w:tcW w:type="dxa" w:w="1994"/>
+            <w:gridSpan w:val="2"/>
           </w:tcPr>
           <w:p>
             <w:pPr>
@@ -830,7 +847,8 @@
         </w:tc>
         <w:tc>
           <w:tcPr>
-            <w:tcW w:type="dxa" w:w="2493"/>
+            <w:tcW w:type="dxa" w:w="2991"/>
+            <w:gridSpan w:val="3"/>
           </w:tcPr>
           <w:p>
             <w:pPr>
@@ -849,7 +867,8 @@
         </w:tc>
         <w:tc>
           <w:tcPr>
-            <w:tcW w:type="dxa" w:w="2493"/>
+            <w:tcW w:type="dxa" w:w="2991"/>
+            <w:gridSpan w:val="3"/>
           </w:tcPr>
           <w:p>
             <w:pPr>
@@ -868,7 +887,8 @@
         </w:tc>
         <w:tc>
           <w:tcPr>
-            <w:tcW w:type="dxa" w:w="2493"/>
+            <w:tcW w:type="dxa" w:w="1994"/>
+            <w:gridSpan w:val="2"/>
           </w:tcPr>
           <w:p>
             <w:pPr>
@@ -886,30 +906,34 @@
           </w:p>
         </w:tc>
       </w:tr>
-    </w:tbl>
-    <w:tbl>
-      <w:tblPr>
-        <w:tblW w:type="auto" w:w="0"/>
-        <w:tblLook w:firstColumn="1" w:firstRow="1" w:lastColumn="0" w:lastRow="0" w:noHBand="0" w:noVBand="1" w:val="04A0"/>
-        <w:tblBorders>
-          <w:top w:val="single" w:sz="4" w:space="0" w:color="000000"/>
-          <w:left w:val="single" w:sz="4" w:space="0" w:color="000000"/>
-          <w:bottom w:val="single" w:sz="4" w:space="0" w:color="000000"/>
-          <w:right w:val="single" w:sz="4" w:space="0" w:color="000000"/>
-          <w:insideH w:val="single" w:sz="4" w:space="0" w:color="000000"/>
-          <w:insideV w:val="single" w:sz="4" w:space="0" w:color="000000"/>
-        </w:tblBorders>
-        <w:tblW w:w="5000" w:type="pct"/>
-      </w:tblPr>
-      <w:tblGrid>
-        <w:gridCol w:w="3324"/>
-        <w:gridCol w:w="3324"/>
-        <w:gridCol w:w="3324"/>
-      </w:tblGrid>
       <w:tr>
         <w:tc>
           <w:tcPr>
-            <w:tcW w:type="dxa" w:w="3324"/>
+            <w:tcW w:type="dxa" w:w="9970"/>
+            <w:gridSpan w:val="10"/>
+            <w:shd w:val="clear" w:color="auto" w:fill="D9D9D9"/>
+          </w:tcPr>
+          <w:p>
+            <w:pPr>
+              <w:spacing w:before="20" w:after="20"/>
+            </w:pPr>
+            <w:r>
+              <w:rPr>
+                <w:rFonts w:ascii="Aptos" w:hAnsi="Aptos"/>
+                <w:b/>
+                <w:i w:val="0"/>
+                <w:sz w:val="22"/>
+              </w:rPr>
+              <w:t>Bilans ECTS</w:t>
+            </w:r>
+          </w:p>
+        </w:tc>
+      </w:tr>
+      <w:tr>
+        <w:tc>
+          <w:tcPr>
+            <w:tcW w:type="dxa" w:w="4985"/>
+            <w:gridSpan w:val="5"/>
             <w:shd w:val="clear" w:color="auto" w:fill="D9D9D9"/>
           </w:tcPr>
           <w:p>
@@ -929,7 +953,8 @@
         </w:tc>
         <w:tc>
           <w:tcPr>
-            <w:tcW w:type="dxa" w:w="3324"/>
+            <w:tcW w:type="dxa" w:w="2991"/>
+            <w:gridSpan w:val="3"/>
             <w:shd w:val="clear" w:color="auto" w:fill="D9D9D9"/>
           </w:tcPr>
           <w:p>
@@ -949,7 +974,8 @@
         </w:tc>
         <w:tc>
           <w:tcPr>
-            <w:tcW w:type="dxa" w:w="3324"/>
+            <w:tcW w:type="dxa" w:w="1994"/>
+            <w:gridSpan w:val="2"/>
             <w:shd w:val="clear" w:color="auto" w:fill="D9D9D9"/>
           </w:tcPr>
           <w:p>
@@ -971,7 +997,8 @@
       <w:tr>
         <w:tc>
           <w:tcPr>
-            <w:tcW w:type="dxa" w:w="3324"/>
+            <w:tcW w:type="dxa" w:w="4985"/>
+            <w:gridSpan w:val="5"/>
           </w:tcPr>
           <w:p>
             <w:pPr>
@@ -990,7 +1017,8 @@
         </w:tc>
         <w:tc>
           <w:tcPr>
-            <w:tcW w:type="dxa" w:w="3324"/>
+            <w:tcW w:type="dxa" w:w="2991"/>
+            <w:gridSpan w:val="3"/>
           </w:tcPr>
           <w:p>
             <w:pPr>
@@ -1009,7 +1037,8 @@
         </w:tc>
         <w:tc>
           <w:tcPr>
-            <w:tcW w:type="dxa" w:w="3324"/>
+            <w:tcW w:type="dxa" w:w="1994"/>
+            <w:gridSpan w:val="2"/>
           </w:tcPr>
           <w:p>
             <w:pPr>
@@ -1030,7 +1059,8 @@
       <w:tr>
         <w:tc>
           <w:tcPr>
-            <w:tcW w:type="dxa" w:w="3324"/>
+            <w:tcW w:type="dxa" w:w="4985"/>
+            <w:gridSpan w:val="5"/>
           </w:tcPr>
           <w:p>
             <w:pPr>
@@ -1049,7 +1079,8 @@
         </w:tc>
         <w:tc>
           <w:tcPr>
-            <w:tcW w:type="dxa" w:w="3324"/>
+            <w:tcW w:type="dxa" w:w="2991"/>
+            <w:gridSpan w:val="3"/>
           </w:tcPr>
           <w:p>
             <w:pPr>
@@ -1068,7 +1099,8 @@
         </w:tc>
         <w:tc>
           <w:tcPr>
-            <w:tcW w:type="dxa" w:w="3324"/>
+            <w:tcW w:type="dxa" w:w="1994"/>
+            <w:gridSpan w:val="2"/>
           </w:tcPr>
           <w:p>
             <w:pPr>
@@ -1089,7 +1121,29 @@
       <w:tr>
         <w:tc>
           <w:tcPr>
-            <w:tcW w:type="dxa" w:w="3324"/>
+            <w:tcW w:type="dxa" w:w="4985"/>
+            <w:gridSpan w:val="5"/>
+            <w:shd w:val="clear" w:color="auto" w:fill="D9D9D9"/>
+          </w:tcPr>
+          <w:p>
+            <w:pPr>
+              <w:spacing w:before="20" w:after="20"/>
+            </w:pPr>
+            <w:r>
+              <w:rPr>
+                <w:rFonts w:ascii="Aptos" w:hAnsi="Aptos"/>
+                <w:b/>
+                <w:i w:val="0"/>
+                <w:sz w:val="16"/>
+              </w:rPr>
+              <w:t>Opis samodzielnej pracy studenta</w:t>
+            </w:r>
+          </w:p>
+        </w:tc>
+        <w:tc>
+          <w:tcPr>
+            <w:tcW w:type="dxa" w:w="4985"/>
+            <w:gridSpan w:val="5"/>
           </w:tcPr>
           <w:p>
             <w:pPr>
@@ -1102,45 +1156,6 @@
                 <w:i w:val="0"/>
                 <w:sz w:val="22"/>
               </w:rPr>
-              <w:t>Suma</w:t>
-            </w:r>
-          </w:p>
-        </w:tc>
-        <w:tc>
-          <w:tcPr>
-            <w:tcW w:type="dxa" w:w="3324"/>
-          </w:tcPr>
-          <w:p>
-            <w:pPr>
-              <w:spacing w:before="20" w:after="20"/>
-            </w:pPr>
-            <w:r>
-              <w:rPr>
-                <w:rFonts w:ascii="Aptos" w:hAnsi="Aptos"/>
-                <w:b w:val="0"/>
-                <w:i w:val="0"/>
-                <w:sz w:val="22"/>
-              </w:rPr>
-              <w:t>50</w:t>
-            </w:r>
-          </w:p>
-        </w:tc>
-        <w:tc>
-          <w:tcPr>
-            <w:tcW w:type="dxa" w:w="3324"/>
-          </w:tcPr>
-          <w:p>
-            <w:pPr>
-              <w:spacing w:before="20" w:after="20"/>
-            </w:pPr>
-            <w:r>
-              <w:rPr>
-                <w:rFonts w:ascii="Aptos" w:hAnsi="Aptos"/>
-                <w:b w:val="0"/>
-                <w:i w:val="0"/>
-                <w:sz w:val="22"/>
-              </w:rPr>
-              <w:t>2</w:t>
             </w:r>
           </w:p>
         </w:tc>
@@ -1810,14 +1825,14 @@
         <w:tblW w:w="5000" w:type="pct"/>
       </w:tblPr>
       <w:tblGrid>
-        <w:gridCol w:w="3324"/>
-        <w:gridCol w:w="3324"/>
-        <w:gridCol w:w="3324"/>
+        <w:gridCol w:w="680"/>
+        <w:gridCol w:w="4536"/>
+        <w:gridCol w:w="4252"/>
       </w:tblGrid>
       <w:tr>
         <w:tc>
           <w:tcPr>
-            <w:tcW w:type="dxa" w:w="9972"/>
+            <w:tcW w:type="dxa" w:w="9468"/>
             <w:gridSpan w:val="3"/>
             <w:shd w:val="clear" w:color="auto" w:fill="D9D9D9"/>
           </w:tcPr>
@@ -1840,7 +1855,7 @@
       <w:tr>
         <w:tc>
           <w:tcPr>
-            <w:tcW w:type="dxa" w:w="3324"/>
+            <w:tcW w:type="dxa" w:w="680"/>
             <w:shd w:val="clear" w:color="auto" w:fill="D9D9D9"/>
           </w:tcPr>
           <w:p>
@@ -1860,7 +1875,7 @@
         </w:tc>
         <w:tc>
           <w:tcPr>
-            <w:tcW w:type="dxa" w:w="3324"/>
+            <w:tcW w:type="dxa" w:w="4536"/>
             <w:shd w:val="clear" w:color="auto" w:fill="D9D9D9"/>
           </w:tcPr>
           <w:p>
@@ -1880,7 +1895,7 @@
         </w:tc>
         <w:tc>
           <w:tcPr>
-            <w:tcW w:type="dxa" w:w="3324"/>
+            <w:tcW w:type="dxa" w:w="4252"/>
             <w:shd w:val="clear" w:color="auto" w:fill="D9D9D9"/>
           </w:tcPr>
           <w:p>
@@ -1902,7 +1917,7 @@
       <w:tr>
         <w:tc>
           <w:tcPr>
-            <w:tcW w:type="dxa" w:w="3324"/>
+            <w:tcW w:type="dxa" w:w="680"/>
           </w:tcPr>
           <w:p>
             <w:pPr>
@@ -1921,7 +1936,7 @@
         </w:tc>
         <w:tc>
           <w:tcPr>
-            <w:tcW w:type="dxa" w:w="3324"/>
+            <w:tcW w:type="dxa" w:w="4536"/>
           </w:tcPr>
           <w:p>
             <w:pPr>
@@ -1940,7 +1955,7 @@
         </w:tc>
         <w:tc>
           <w:tcPr>
-            <w:tcW w:type="dxa" w:w="3324"/>
+            <w:tcW w:type="dxa" w:w="4252"/>
           </w:tcPr>
           <w:p>
             <w:pPr>
@@ -1960,7 +1975,7 @@
       <w:tr>
         <w:tc>
           <w:tcPr>
-            <w:tcW w:type="dxa" w:w="3324"/>
+            <w:tcW w:type="dxa" w:w="680"/>
           </w:tcPr>
           <w:p>
             <w:pPr>
@@ -1979,7 +1994,7 @@
         </w:tc>
         <w:tc>
           <w:tcPr>
-            <w:tcW w:type="dxa" w:w="3324"/>
+            <w:tcW w:type="dxa" w:w="4536"/>
           </w:tcPr>
           <w:p>
             <w:pPr>
@@ -1998,7 +2013,7 @@
         </w:tc>
         <w:tc>
           <w:tcPr>
-            <w:tcW w:type="dxa" w:w="3324"/>
+            <w:tcW w:type="dxa" w:w="4252"/>
           </w:tcPr>
           <w:p>
             <w:pPr>
@@ -2018,7 +2033,7 @@
       <w:tr>
         <w:tc>
           <w:tcPr>
-            <w:tcW w:type="dxa" w:w="3324"/>
+            <w:tcW w:type="dxa" w:w="680"/>
           </w:tcPr>
           <w:p>
             <w:pPr>
@@ -2037,7 +2052,7 @@
         </w:tc>
         <w:tc>
           <w:tcPr>
-            <w:tcW w:type="dxa" w:w="3324"/>
+            <w:tcW w:type="dxa" w:w="4536"/>
           </w:tcPr>
           <w:p>
             <w:pPr>
@@ -2056,7 +2071,7 @@
         </w:tc>
         <w:tc>
           <w:tcPr>
-            <w:tcW w:type="dxa" w:w="3324"/>
+            <w:tcW w:type="dxa" w:w="4252"/>
           </w:tcPr>
           <w:p>
             <w:pPr>
@@ -2076,7 +2091,7 @@
       <w:tr>
         <w:tc>
           <w:tcPr>
-            <w:tcW w:type="dxa" w:w="3324"/>
+            <w:tcW w:type="dxa" w:w="680"/>
           </w:tcPr>
           <w:p>
             <w:pPr>
@@ -2095,7 +2110,7 @@
         </w:tc>
         <w:tc>
           <w:tcPr>
-            <w:tcW w:type="dxa" w:w="3324"/>
+            <w:tcW w:type="dxa" w:w="4536"/>
           </w:tcPr>
           <w:p>
             <w:pPr>
@@ -2114,7 +2129,7 @@
         </w:tc>
         <w:tc>
           <w:tcPr>
-            <w:tcW w:type="dxa" w:w="3324"/>
+            <w:tcW w:type="dxa" w:w="4252"/>
           </w:tcPr>
           <w:p>
             <w:pPr>
@@ -2134,7 +2149,7 @@
       <w:tr>
         <w:tc>
           <w:tcPr>
-            <w:tcW w:type="dxa" w:w="3324"/>
+            <w:tcW w:type="dxa" w:w="680"/>
           </w:tcPr>
           <w:p>
             <w:pPr>
@@ -2153,7 +2168,7 @@
         </w:tc>
         <w:tc>
           <w:tcPr>
-            <w:tcW w:type="dxa" w:w="3324"/>
+            <w:tcW w:type="dxa" w:w="4536"/>
           </w:tcPr>
           <w:p>
             <w:pPr>
@@ -2172,7 +2187,7 @@
         </w:tc>
         <w:tc>
           <w:tcPr>
-            <w:tcW w:type="dxa" w:w="3324"/>
+            <w:tcW w:type="dxa" w:w="4252"/>
           </w:tcPr>
           <w:p>
             <w:pPr>
@@ -2192,7 +2207,7 @@
       <w:tr>
         <w:tc>
           <w:tcPr>
-            <w:tcW w:type="dxa" w:w="3324"/>
+            <w:tcW w:type="dxa" w:w="680"/>
           </w:tcPr>
           <w:p>
             <w:pPr>
@@ -2211,7 +2226,7 @@
         </w:tc>
         <w:tc>
           <w:tcPr>
-            <w:tcW w:type="dxa" w:w="3324"/>
+            <w:tcW w:type="dxa" w:w="4536"/>
           </w:tcPr>
           <w:p>
             <w:pPr>
@@ -2230,7 +2245,7 @@
         </w:tc>
         <w:tc>
           <w:tcPr>
-            <w:tcW w:type="dxa" w:w="3324"/>
+            <w:tcW w:type="dxa" w:w="4252"/>
           </w:tcPr>
           <w:p>
             <w:pPr>
@@ -2250,7 +2265,7 @@
       <w:tr>
         <w:tc>
           <w:tcPr>
-            <w:tcW w:type="dxa" w:w="3324"/>
+            <w:tcW w:type="dxa" w:w="680"/>
           </w:tcPr>
           <w:p>
             <w:pPr>
@@ -2269,7 +2284,7 @@
         </w:tc>
         <w:tc>
           <w:tcPr>
-            <w:tcW w:type="dxa" w:w="3324"/>
+            <w:tcW w:type="dxa" w:w="4536"/>
           </w:tcPr>
           <w:p>
             <w:pPr>
@@ -2288,7 +2303,7 @@
         </w:tc>
         <w:tc>
           <w:tcPr>
-            <w:tcW w:type="dxa" w:w="3324"/>
+            <w:tcW w:type="dxa" w:w="4252"/>
           </w:tcPr>
           <w:p>
             <w:pPr>
@@ -2308,7 +2323,7 @@
       <w:tr>
         <w:tc>
           <w:tcPr>
-            <w:tcW w:type="dxa" w:w="3324"/>
+            <w:tcW w:type="dxa" w:w="680"/>
           </w:tcPr>
           <w:p>
             <w:pPr>
@@ -2327,7 +2342,7 @@
         </w:tc>
         <w:tc>
           <w:tcPr>
-            <w:tcW w:type="dxa" w:w="3324"/>
+            <w:tcW w:type="dxa" w:w="4536"/>
           </w:tcPr>
           <w:p>
             <w:pPr>
@@ -2346,7 +2361,7 @@
         </w:tc>
         <w:tc>
           <w:tcPr>
-            <w:tcW w:type="dxa" w:w="3324"/>
+            <w:tcW w:type="dxa" w:w="4252"/>
           </w:tcPr>
           <w:p>
             <w:pPr>
@@ -2366,7 +2381,7 @@
       <w:tr>
         <w:tc>
           <w:tcPr>
-            <w:tcW w:type="dxa" w:w="3324"/>
+            <w:tcW w:type="dxa" w:w="680"/>
           </w:tcPr>
           <w:p>
             <w:pPr>
@@ -2385,7 +2400,7 @@
         </w:tc>
         <w:tc>
           <w:tcPr>
-            <w:tcW w:type="dxa" w:w="3324"/>
+            <w:tcW w:type="dxa" w:w="4536"/>
           </w:tcPr>
           <w:p>
             <w:pPr>
@@ -2404,7 +2419,7 @@
         </w:tc>
         <w:tc>
           <w:tcPr>
-            <w:tcW w:type="dxa" w:w="3324"/>
+            <w:tcW w:type="dxa" w:w="4252"/>
           </w:tcPr>
           <w:p>
             <w:pPr>
@@ -2424,7 +2439,7 @@
       <w:tr>
         <w:tc>
           <w:tcPr>
-            <w:tcW w:type="dxa" w:w="3324"/>
+            <w:tcW w:type="dxa" w:w="680"/>
           </w:tcPr>
           <w:p>
             <w:pPr>
@@ -2443,7 +2458,7 @@
         </w:tc>
         <w:tc>
           <w:tcPr>
-            <w:tcW w:type="dxa" w:w="3324"/>
+            <w:tcW w:type="dxa" w:w="4536"/>
           </w:tcPr>
           <w:p>
             <w:pPr>
@@ -2462,7 +2477,7 @@
         </w:tc>
         <w:tc>
           <w:tcPr>
-            <w:tcW w:type="dxa" w:w="3324"/>
+            <w:tcW w:type="dxa" w:w="4252"/>
           </w:tcPr>
           <w:p>
             <w:pPr>
@@ -2843,6 +2858,7 @@
                 <w:i w:val="0"/>
                 <w:sz w:val="22"/>
               </w:rPr>
+              <w:t>Projekt aplikacji mobilnej realizowany indywidualnie lub w parach – 100%; Ocena projektu obejmuje: poprawność działania aplikacji, strukturę komponentów, obsługę stanu i nawigacji, integrację z API oraz jakość kodu; Warunkiem zaliczenia jest oddanie kompletnego projektu oraz jego pozytywna ocena</w:t>
             </w:r>
           </w:p>
         </w:tc>
@@ -3005,6 +3021,7 @@
                 <w:i w:val="0"/>
                 <w:sz w:val="22"/>
               </w:rPr>
+              <w:t>Projekt aplikacji mobilnej realizowany indywidualnie lub w parach – 100%; Ocena projektu obejmuje: poprawność działania aplikacji, strukturę komponentów, obsługę stanu i nawigacji, integrację z API oraz jakość kodu; Warunkiem zaliczenia jest oddanie kompletnego projektu oraz jego pozytywna ocena</w:t>
             </w:r>
           </w:p>
         </w:tc>
@@ -3167,6 +3184,7 @@
                 <w:i w:val="0"/>
                 <w:sz w:val="22"/>
               </w:rPr>
+              <w:t>Projekt aplikacji mobilnej realizowany indywidualnie lub w parach – 100%; Ocena projektu obejmuje: poprawność działania aplikacji, strukturę komponentów, obsługę stanu i nawigacji, integrację z API oraz jakość kodu; Warunkiem zaliczenia jest oddanie kompletnego projektu oraz jego pozytywna ocena</w:t>
             </w:r>
           </w:p>
         </w:tc>
@@ -3272,62 +3290,6 @@
                 <w:sz w:val="16"/>
               </w:rPr>
               <w:t>Wyposażenie specjalistyczne konieczne do realizacji przedmiotu</w:t>
-            </w:r>
-          </w:p>
-        </w:tc>
-      </w:tr>
-      <w:tr>
-        <w:tc>
-          <w:tcPr>
-            <w:tcW w:type="dxa" w:w="3324"/>
-          </w:tcPr>
-          <w:p>
-            <w:pPr>
-              <w:spacing w:before="20" w:after="20"/>
-            </w:pPr>
-            <w:r>
-              <w:rPr>
-                <w:rFonts w:ascii="Aptos" w:hAnsi="Aptos"/>
-                <w:b w:val="0"/>
-                <w:i w:val="0"/>
-                <w:sz w:val="22"/>
-              </w:rPr>
-            </w:r>
-          </w:p>
-        </w:tc>
-        <w:tc>
-          <w:tcPr>
-            <w:tcW w:type="dxa" w:w="3324"/>
-          </w:tcPr>
-          <w:p>
-            <w:pPr>
-              <w:spacing w:before="20" w:after="20"/>
-            </w:pPr>
-            <w:r>
-              <w:rPr>
-                <w:rFonts w:ascii="Aptos" w:hAnsi="Aptos"/>
-                <w:b w:val="0"/>
-                <w:i w:val="0"/>
-                <w:sz w:val="22"/>
-              </w:rPr>
-            </w:r>
-          </w:p>
-        </w:tc>
-        <w:tc>
-          <w:tcPr>
-            <w:tcW w:type="dxa" w:w="3324"/>
-          </w:tcPr>
-          <w:p>
-            <w:pPr>
-              <w:spacing w:before="20" w:after="20"/>
-            </w:pPr>
-            <w:r>
-              <w:rPr>
-                <w:rFonts w:ascii="Aptos" w:hAnsi="Aptos"/>
-                <w:b w:val="0"/>
-                <w:i w:val="0"/>
-                <w:sz w:val="22"/>
-              </w:rPr>
             </w:r>
           </w:p>
         </w:tc>

--- a/public/assets/files/niestacjonarne/MRN.docx
+++ b/public/assets/files/niestacjonarne/MRN.docx
@@ -1156,6 +1156,7 @@
                 <w:i w:val="0"/>
                 <w:sz w:val="22"/>
               </w:rPr>
+              <w:t>Projektowanie i implementacja aplikacji mobilnej w React Native; obsługa stanu i nawigacji; integracja z API; przygotowanie dokumentacji projektu.</w:t>
             </w:r>
           </w:p>
         </w:tc>
@@ -1266,7 +1267,84 @@
           <w:tcPr>
             <w:tcW w:type="dxa" w:w="9972"/>
           </w:tcPr>
-          <w:p/>
+          <w:p>
+            <w:pPr>
+              <w:spacing w:before="20" w:after="20"/>
+            </w:pPr>
+            <w:r>
+              <w:rPr>
+                <w:rFonts w:ascii="Aptos" w:hAnsi="Aptos"/>
+                <w:b/>
+                <w:sz w:val="22"/>
+              </w:rPr>
+              <w:t>Wykład:</w:t>
+            </w:r>
+          </w:p>
+          <w:p>
+            <w:pPr>
+              <w:spacing w:before="20" w:after="20"/>
+            </w:pPr>
+            <w:r>
+              <w:rPr>
+                <w:rFonts w:ascii="Aptos" w:hAnsi="Aptos"/>
+                <w:b w:val="0"/>
+                <w:sz w:val="22"/>
+              </w:rPr>
+              <w:t>• wykład z prezentacją multimedialną</w:t>
+            </w:r>
+          </w:p>
+          <w:p>
+            <w:pPr>
+              <w:spacing w:before="20" w:after="20"/>
+            </w:pPr>
+            <w:r>
+              <w:rPr>
+                <w:rFonts w:ascii="Aptos" w:hAnsi="Aptos"/>
+                <w:b w:val="0"/>
+                <w:sz w:val="22"/>
+              </w:rPr>
+              <w:t>• wykład z prezentacją oprogramowania</w:t>
+            </w:r>
+          </w:p>
+          <w:p>
+            <w:pPr>
+              <w:spacing w:before="20" w:after="20"/>
+            </w:pPr>
+            <w:r>
+              <w:rPr>
+                <w:rFonts w:ascii="Aptos" w:hAnsi="Aptos"/>
+                <w:b/>
+                <w:sz w:val="22"/>
+              </w:rPr>
+              <w:t>Ćwiczenia / Laboratorium:</w:t>
+            </w:r>
+          </w:p>
+          <w:p>
+            <w:pPr>
+              <w:spacing w:before="20" w:after="20"/>
+            </w:pPr>
+            <w:r>
+              <w:rPr>
+                <w:rFonts w:ascii="Aptos" w:hAnsi="Aptos"/>
+                <w:b w:val="0"/>
+                <w:sz w:val="22"/>
+              </w:rPr>
+              <w:t>• metoda projektów (projekt praktyczny)</w:t>
+            </w:r>
+          </w:p>
+          <w:p>
+            <w:pPr>
+              <w:spacing w:before="20" w:after="20"/>
+            </w:pPr>
+            <w:r>
+              <w:rPr>
+                <w:rFonts w:ascii="Aptos" w:hAnsi="Aptos"/>
+                <w:b w:val="0"/>
+                <w:sz w:val="22"/>
+              </w:rPr>
+              <w:t>• rozwiązywanie zadań</w:t>
+            </w:r>
+          </w:p>
         </w:tc>
       </w:tr>
     </w:tbl>
@@ -1515,33 +1593,10 @@
             <w:r>
               <w:rPr>
                 <w:rFonts w:ascii="Aptos" w:hAnsi="Aptos"/>
+                <w:b w:val="0"/>
+                <w:i w:val="0"/>
                 <w:sz w:val="22"/>
               </w:rPr>
-              <w:t>1. Projekt aplikacji mobilnej realizowany indywidualnie lub w parach – 100%</w:t>
-            </w:r>
-          </w:p>
-          <w:p>
-            <w:pPr>
-              <w:spacing w:before="20" w:after="20"/>
-            </w:pPr>
-            <w:r>
-              <w:rPr>
-                <w:rFonts w:ascii="Aptos" w:hAnsi="Aptos"/>
-                <w:sz w:val="22"/>
-              </w:rPr>
-              <w:t>2. Ocena projektu obejmuje: poprawność działania aplikacji, strukturę komponentów, obsługę stanu i nawigacji, integrację z API oraz jakość kodu</w:t>
-            </w:r>
-          </w:p>
-          <w:p>
-            <w:pPr>
-              <w:spacing w:before="20" w:after="20"/>
-            </w:pPr>
-            <w:r>
-              <w:rPr>
-                <w:rFonts w:ascii="Aptos" w:hAnsi="Aptos"/>
-                <w:sz w:val="22"/>
-              </w:rPr>
-              <w:t>3. Warunkiem zaliczenia jest oddanie kompletnego projektu oraz jego pozytywna ocena</w:t>
             </w:r>
           </w:p>
         </w:tc>
@@ -1558,7 +1613,7 @@
                 <w:rFonts w:ascii="Aptos" w:hAnsi="Aptos"/>
                 <w:sz w:val="22"/>
               </w:rPr>
-              <w:t>1. Projekt aplikacji mobilnej realizowany indywidualnie lub w parach – 100%</w:t>
+              <w:t>1. prezentacja projektu i dokumentacji</w:t>
             </w:r>
           </w:p>
           <w:p>
@@ -1570,19 +1625,7 @@
                 <w:rFonts w:ascii="Aptos" w:hAnsi="Aptos"/>
                 <w:sz w:val="22"/>
               </w:rPr>
-              <w:t>2. Ocena projektu obejmuje: poprawność działania aplikacji, strukturę komponentów, obsługę stanu i nawigacji, integrację z API oraz jakość kodu</w:t>
-            </w:r>
-          </w:p>
-          <w:p>
-            <w:pPr>
-              <w:spacing w:before="20" w:after="20"/>
-            </w:pPr>
-            <w:r>
-              <w:rPr>
-                <w:rFonts w:ascii="Aptos" w:hAnsi="Aptos"/>
-                <w:sz w:val="22"/>
-              </w:rPr>
-              <w:t>3. Warunkiem zaliczenia jest oddanie kompletnego projektu oraz jego pozytywna ocena</w:t>
+              <w:t>2. ocena sporządzonego oprogramowania</w:t>
             </w:r>
           </w:p>
         </w:tc>
@@ -2858,7 +2901,7 @@
                 <w:i w:val="0"/>
                 <w:sz w:val="22"/>
               </w:rPr>
-              <w:t>Projekt aplikacji mobilnej realizowany indywidualnie lub w parach – 100%; Ocena projektu obejmuje: poprawność działania aplikacji, strukturę komponentów, obsługę stanu i nawigacji, integrację z API oraz jakość kodu; Warunkiem zaliczenia jest oddanie kompletnego projektu oraz jego pozytywna ocena</w:t>
+              <w:t>prezentacja projektu i dokumentacji; ocena sporządzonego oprogramowania</w:t>
             </w:r>
           </w:p>
         </w:tc>
@@ -3021,7 +3064,7 @@
                 <w:i w:val="0"/>
                 <w:sz w:val="22"/>
               </w:rPr>
-              <w:t>Projekt aplikacji mobilnej realizowany indywidualnie lub w parach – 100%; Ocena projektu obejmuje: poprawność działania aplikacji, strukturę komponentów, obsługę stanu i nawigacji, integrację z API oraz jakość kodu; Warunkiem zaliczenia jest oddanie kompletnego projektu oraz jego pozytywna ocena</w:t>
+              <w:t>prezentacja projektu i dokumentacji; ocena sporządzonego oprogramowania</w:t>
             </w:r>
           </w:p>
         </w:tc>
@@ -3184,7 +3227,7 @@
                 <w:i w:val="0"/>
                 <w:sz w:val="22"/>
               </w:rPr>
-              <w:t>Projekt aplikacji mobilnej realizowany indywidualnie lub w parach – 100%; Ocena projektu obejmuje: poprawność działania aplikacji, strukturę komponentów, obsługę stanu i nawigacji, integrację z API oraz jakość kodu; Warunkiem zaliczenia jest oddanie kompletnego projektu oraz jego pozytywna ocena</w:t>
+              <w:t>prezentacja projektu i dokumentacji; ocena sporządzonego oprogramowania</w:t>
             </w:r>
           </w:p>
         </w:tc>

--- a/public/assets/files/niestacjonarne/MRN.docx
+++ b/public/assets/files/niestacjonarne/MRN.docx
@@ -2864,6 +2864,7 @@
                 <w:i w:val="0"/>
                 <w:sz w:val="22"/>
               </w:rPr>
+              <w:t>K_W21</w:t>
             </w:r>
           </w:p>
         </w:tc>
@@ -2901,7 +2902,6 @@
                 <w:i w:val="0"/>
                 <w:sz w:val="22"/>
               </w:rPr>
-              <w:t>prezentacja projektu i dokumentacji; ocena sporządzonego oprogramowania</w:t>
             </w:r>
           </w:p>
         </w:tc>
@@ -3027,6 +3027,7 @@
                 <w:i w:val="0"/>
                 <w:sz w:val="22"/>
               </w:rPr>
+              <w:t>K_U24</w:t>
             </w:r>
           </w:p>
         </w:tc>
@@ -3064,7 +3065,7 @@
                 <w:i w:val="0"/>
                 <w:sz w:val="22"/>
               </w:rPr>
-              <w:t>prezentacja projektu i dokumentacji; ocena sporządzonego oprogramowania</w:t>
+              <w:t>prezentacja projektu i dokumentacji, ocena sporządzonego oprogramowania</w:t>
             </w:r>
           </w:p>
         </w:tc>
@@ -3190,6 +3191,7 @@
                 <w:i w:val="0"/>
                 <w:sz w:val="22"/>
               </w:rPr>
+              <w:t>K_K05</w:t>
             </w:r>
           </w:p>
         </w:tc>
@@ -3227,7 +3229,7 @@
                 <w:i w:val="0"/>
                 <w:sz w:val="22"/>
               </w:rPr>
-              <w:t>prezentacja projektu i dokumentacji; ocena sporządzonego oprogramowania</w:t>
+              <w:t>prezentacja projektu i dokumentacji, ocena sporządzonego oprogramowania</w:t>
             </w:r>
           </w:p>
         </w:tc>

--- a/public/assets/files/niestacjonarne/MRN.docx
+++ b/public/assets/files/niestacjonarne/MRN.docx
@@ -1869,14 +1869,13 @@
       </w:tblPr>
       <w:tblGrid>
         <w:gridCol w:w="680"/>
-        <w:gridCol w:w="4536"/>
-        <w:gridCol w:w="4252"/>
+        <w:gridCol w:w="8788"/>
       </w:tblGrid>
       <w:tr>
         <w:tc>
           <w:tcPr>
             <w:tcW w:type="dxa" w:w="9468"/>
-            <w:gridSpan w:val="3"/>
+            <w:gridSpan w:val="2"/>
             <w:shd w:val="clear" w:color="auto" w:fill="D9D9D9"/>
           </w:tcPr>
           <w:p>
@@ -1918,7 +1917,7 @@
         </w:tc>
         <w:tc>
           <w:tcPr>
-            <w:tcW w:type="dxa" w:w="4536"/>
+            <w:tcW w:type="dxa" w:w="8788"/>
             <w:shd w:val="clear" w:color="auto" w:fill="D9D9D9"/>
           </w:tcPr>
           <w:p>
@@ -1932,27 +1931,7 @@
                 <w:i w:val="0"/>
                 <w:sz w:val="16"/>
               </w:rPr>
-              <w:t>Wykład</w:t>
-            </w:r>
-          </w:p>
-        </w:tc>
-        <w:tc>
-          <w:tcPr>
-            <w:tcW w:type="dxa" w:w="4252"/>
-            <w:shd w:val="clear" w:color="auto" w:fill="D9D9D9"/>
-          </w:tcPr>
-          <w:p>
-            <w:pPr>
-              <w:spacing w:before="20" w:after="20"/>
-            </w:pPr>
-            <w:r>
-              <w:rPr>
-                <w:rFonts w:ascii="Aptos" w:hAnsi="Aptos"/>
-                <w:b/>
-                <w:i w:val="0"/>
-                <w:sz w:val="16"/>
-              </w:rPr>
-              <w:t>Ćwiczenia / Laboratorium / Pracownia</w:t>
+              <w:t>Treści programowe</w:t>
             </w:r>
           </w:p>
         </w:tc>
@@ -1979,7 +1958,7 @@
         </w:tc>
         <w:tc>
           <w:tcPr>
-            <w:tcW w:type="dxa" w:w="4536"/>
+            <w:tcW w:type="dxa" w:w="8788"/>
           </w:tcPr>
           <w:p>
             <w:pPr>
@@ -1993,24 +1972,6 @@
                 <w:sz w:val="22"/>
               </w:rPr>
               <w:t>Wprowadzenie do aplikacji mobilnych i React Native</w:t>
-            </w:r>
-          </w:p>
-        </w:tc>
-        <w:tc>
-          <w:tcPr>
-            <w:tcW w:type="dxa" w:w="4252"/>
-          </w:tcPr>
-          <w:p>
-            <w:pPr>
-              <w:spacing w:before="20" w:after="20"/>
-            </w:pPr>
-            <w:r>
-              <w:rPr>
-                <w:rFonts w:ascii="Aptos" w:hAnsi="Aptos"/>
-                <w:b w:val="0"/>
-                <w:i w:val="0"/>
-                <w:sz w:val="22"/>
-              </w:rPr>
             </w:r>
           </w:p>
         </w:tc>
@@ -2037,7 +1998,7 @@
         </w:tc>
         <w:tc>
           <w:tcPr>
-            <w:tcW w:type="dxa" w:w="4536"/>
+            <w:tcW w:type="dxa" w:w="8788"/>
           </w:tcPr>
           <w:p>
             <w:pPr>
@@ -2051,24 +2012,6 @@
                 <w:sz w:val="22"/>
               </w:rPr>
               <w:t>Środowisko pracy, Expo i konfiguracja projektu</w:t>
-            </w:r>
-          </w:p>
-        </w:tc>
-        <w:tc>
-          <w:tcPr>
-            <w:tcW w:type="dxa" w:w="4252"/>
-          </w:tcPr>
-          <w:p>
-            <w:pPr>
-              <w:spacing w:before="20" w:after="20"/>
-            </w:pPr>
-            <w:r>
-              <w:rPr>
-                <w:rFonts w:ascii="Aptos" w:hAnsi="Aptos"/>
-                <w:b w:val="0"/>
-                <w:i w:val="0"/>
-                <w:sz w:val="22"/>
-              </w:rPr>
             </w:r>
           </w:p>
         </w:tc>
@@ -2095,7 +2038,7 @@
         </w:tc>
         <w:tc>
           <w:tcPr>
-            <w:tcW w:type="dxa" w:w="4536"/>
+            <w:tcW w:type="dxa" w:w="8788"/>
           </w:tcPr>
           <w:p>
             <w:pPr>
@@ -2109,24 +2052,6 @@
                 <w:sz w:val="22"/>
               </w:rPr>
               <w:t>Komponenty, JSX oraz właściwości komponentów</w:t>
-            </w:r>
-          </w:p>
-        </w:tc>
-        <w:tc>
-          <w:tcPr>
-            <w:tcW w:type="dxa" w:w="4252"/>
-          </w:tcPr>
-          <w:p>
-            <w:pPr>
-              <w:spacing w:before="20" w:after="20"/>
-            </w:pPr>
-            <w:r>
-              <w:rPr>
-                <w:rFonts w:ascii="Aptos" w:hAnsi="Aptos"/>
-                <w:b w:val="0"/>
-                <w:i w:val="0"/>
-                <w:sz w:val="22"/>
-              </w:rPr>
             </w:r>
           </w:p>
         </w:tc>
@@ -2153,7 +2078,7 @@
         </w:tc>
         <w:tc>
           <w:tcPr>
-            <w:tcW w:type="dxa" w:w="4536"/>
+            <w:tcW w:type="dxa" w:w="8788"/>
           </w:tcPr>
           <w:p>
             <w:pPr>
@@ -2167,24 +2092,6 @@
                 <w:sz w:val="22"/>
               </w:rPr>
               <w:t>Zarządzanie stanem i obsługa zdarzeń</w:t>
-            </w:r>
-          </w:p>
-        </w:tc>
-        <w:tc>
-          <w:tcPr>
-            <w:tcW w:type="dxa" w:w="4252"/>
-          </w:tcPr>
-          <w:p>
-            <w:pPr>
-              <w:spacing w:before="20" w:after="20"/>
-            </w:pPr>
-            <w:r>
-              <w:rPr>
-                <w:rFonts w:ascii="Aptos" w:hAnsi="Aptos"/>
-                <w:b w:val="0"/>
-                <w:i w:val="0"/>
-                <w:sz w:val="22"/>
-              </w:rPr>
             </w:r>
           </w:p>
         </w:tc>
@@ -2211,7 +2118,7 @@
         </w:tc>
         <w:tc>
           <w:tcPr>
-            <w:tcW w:type="dxa" w:w="4536"/>
+            <w:tcW w:type="dxa" w:w="8788"/>
           </w:tcPr>
           <w:p>
             <w:pPr>
@@ -2225,24 +2132,6 @@
                 <w:sz w:val="22"/>
               </w:rPr>
               <w:t>Stylowanie interfejsu i layout aplikacji</w:t>
-            </w:r>
-          </w:p>
-        </w:tc>
-        <w:tc>
-          <w:tcPr>
-            <w:tcW w:type="dxa" w:w="4252"/>
-          </w:tcPr>
-          <w:p>
-            <w:pPr>
-              <w:spacing w:before="20" w:after="20"/>
-            </w:pPr>
-            <w:r>
-              <w:rPr>
-                <w:rFonts w:ascii="Aptos" w:hAnsi="Aptos"/>
-                <w:b w:val="0"/>
-                <w:i w:val="0"/>
-                <w:sz w:val="22"/>
-              </w:rPr>
             </w:r>
           </w:p>
         </w:tc>
@@ -2269,7 +2158,7 @@
         </w:tc>
         <w:tc>
           <w:tcPr>
-            <w:tcW w:type="dxa" w:w="4536"/>
+            <w:tcW w:type="dxa" w:w="8788"/>
           </w:tcPr>
           <w:p>
             <w:pPr>
@@ -2283,24 +2172,6 @@
                 <w:sz w:val="22"/>
               </w:rPr>
               <w:t>Nawigacja pomiędzy ekranami</w:t>
-            </w:r>
-          </w:p>
-        </w:tc>
-        <w:tc>
-          <w:tcPr>
-            <w:tcW w:type="dxa" w:w="4252"/>
-          </w:tcPr>
-          <w:p>
-            <w:pPr>
-              <w:spacing w:before="20" w:after="20"/>
-            </w:pPr>
-            <w:r>
-              <w:rPr>
-                <w:rFonts w:ascii="Aptos" w:hAnsi="Aptos"/>
-                <w:b w:val="0"/>
-                <w:i w:val="0"/>
-                <w:sz w:val="22"/>
-              </w:rPr>
             </w:r>
           </w:p>
         </w:tc>
@@ -2327,7 +2198,7 @@
         </w:tc>
         <w:tc>
           <w:tcPr>
-            <w:tcW w:type="dxa" w:w="4536"/>
+            <w:tcW w:type="dxa" w:w="8788"/>
           </w:tcPr>
           <w:p>
             <w:pPr>
@@ -2341,24 +2212,6 @@
                 <w:sz w:val="22"/>
               </w:rPr>
               <w:t>Komunikacja z API i obsługa danych zdalnych</w:t>
-            </w:r>
-          </w:p>
-        </w:tc>
-        <w:tc>
-          <w:tcPr>
-            <w:tcW w:type="dxa" w:w="4252"/>
-          </w:tcPr>
-          <w:p>
-            <w:pPr>
-              <w:spacing w:before="20" w:after="20"/>
-            </w:pPr>
-            <w:r>
-              <w:rPr>
-                <w:rFonts w:ascii="Aptos" w:hAnsi="Aptos"/>
-                <w:b w:val="0"/>
-                <w:i w:val="0"/>
-                <w:sz w:val="22"/>
-              </w:rPr>
             </w:r>
           </w:p>
         </w:tc>
@@ -2385,7 +2238,7 @@
         </w:tc>
         <w:tc>
           <w:tcPr>
-            <w:tcW w:type="dxa" w:w="4536"/>
+            <w:tcW w:type="dxa" w:w="8788"/>
           </w:tcPr>
           <w:p>
             <w:pPr>
@@ -2399,24 +2252,6 @@
                 <w:sz w:val="22"/>
               </w:rPr>
               <w:t>Dostęp do funkcji urządzenia mobilnego</w:t>
-            </w:r>
-          </w:p>
-        </w:tc>
-        <w:tc>
-          <w:tcPr>
-            <w:tcW w:type="dxa" w:w="4252"/>
-          </w:tcPr>
-          <w:p>
-            <w:pPr>
-              <w:spacing w:before="20" w:after="20"/>
-            </w:pPr>
-            <w:r>
-              <w:rPr>
-                <w:rFonts w:ascii="Aptos" w:hAnsi="Aptos"/>
-                <w:b w:val="0"/>
-                <w:i w:val="0"/>
-                <w:sz w:val="22"/>
-              </w:rPr>
             </w:r>
           </w:p>
         </w:tc>
@@ -2443,7 +2278,7 @@
         </w:tc>
         <w:tc>
           <w:tcPr>
-            <w:tcW w:type="dxa" w:w="4536"/>
+            <w:tcW w:type="dxa" w:w="8788"/>
           </w:tcPr>
           <w:p>
             <w:pPr>
@@ -2457,24 +2292,6 @@
                 <w:sz w:val="22"/>
               </w:rPr>
               <w:t>Debugowanie i testowanie aplikacji mobilnych</w:t>
-            </w:r>
-          </w:p>
-        </w:tc>
-        <w:tc>
-          <w:tcPr>
-            <w:tcW w:type="dxa" w:w="4252"/>
-          </w:tcPr>
-          <w:p>
-            <w:pPr>
-              <w:spacing w:before="20" w:after="20"/>
-            </w:pPr>
-            <w:r>
-              <w:rPr>
-                <w:rFonts w:ascii="Aptos" w:hAnsi="Aptos"/>
-                <w:b w:val="0"/>
-                <w:i w:val="0"/>
-                <w:sz w:val="22"/>
-              </w:rPr>
             </w:r>
           </w:p>
         </w:tc>
@@ -2501,7 +2318,7 @@
         </w:tc>
         <w:tc>
           <w:tcPr>
-            <w:tcW w:type="dxa" w:w="4536"/>
+            <w:tcW w:type="dxa" w:w="8788"/>
           </w:tcPr>
           <w:p>
             <w:pPr>
@@ -2515,24 +2332,6 @@
                 <w:sz w:val="22"/>
               </w:rPr>
               <w:t>Projekt zaliczeniowy – implementacja i prezentacja</w:t>
-            </w:r>
-          </w:p>
-        </w:tc>
-        <w:tc>
-          <w:tcPr>
-            <w:tcW w:type="dxa" w:w="4252"/>
-          </w:tcPr>
-          <w:p>
-            <w:pPr>
-              <w:spacing w:before="20" w:after="20"/>
-            </w:pPr>
-            <w:r>
-              <w:rPr>
-                <w:rFonts w:ascii="Aptos" w:hAnsi="Aptos"/>
-                <w:b w:val="0"/>
-                <w:i w:val="0"/>
-                <w:sz w:val="22"/>
-              </w:rPr>
             </w:r>
           </w:p>
         </w:tc>

--- a/public/assets/files/niestacjonarne/MRN.docx
+++ b/public/assets/files/niestacjonarne/MRN.docx
@@ -660,7 +660,7 @@
                 <w:i w:val="0"/>
                 <w:sz w:val="22"/>
               </w:rPr>
-              <w:t>do ustalenia</w:t>
+              <w:t>mgr inż. Adam Urbanowicz</w:t>
             </w:r>
           </w:p>
         </w:tc>
